--- a/Python_Practical_Assignment.docx
+++ b/Python_Practical_Assignment.docx
@@ -1,18 +1,22 @@
 
 <file path=word/document.xml><?xml version="1.0" encoding="utf-8"?>
-<w:document xmlns:wpc="http://schemas.microsoft.com/office/word/2010/wordprocessingCanvas" xmlns:mo="http://schemas.microsoft.com/office/mac/office/2008/main" xmlns:mc="http://schemas.openxmlformats.org/markup-compatibility/2006" xmlns:mv="urn:schemas-microsoft-com:mac:vml" xmlns:o="urn:schemas-microsoft-com:office:office" xmlns:r="http://schemas.openxmlformats.org/officeDocument/2006/relationships" xmlns:m="http://schemas.openxmlformats.org/officeDocument/2006/math" xmlns:v="urn:schemas-microsoft-com:vml" xmlns:wp14="http://schemas.microsoft.com/office/word/2010/wordprocessingDrawing" xmlns:wp="http://schemas.openxmlformats.org/drawingml/2006/wordprocessingDrawing" xmlns:w10="urn:schemas-microsoft-com:office:word" xmlns:w="http://schemas.openxmlformats.org/wordprocessingml/2006/main" xmlns:w14="http://schemas.microsoft.com/office/word/2010/wordml" xmlns:wpg="http://schemas.microsoft.com/office/word/2010/wordprocessingGroup" xmlns:wpi="http://schemas.microsoft.com/office/word/2010/wordprocessingInk" xmlns:wne="http://schemas.microsoft.com/office/word/2006/wordml" xmlns:wps="http://schemas.microsoft.com/office/word/2010/wordprocessingShape" mc:Ignorable="w14 wp14">
+<w:document xmlns:wpc="http://schemas.microsoft.com/office/word/2010/wordprocessingCanvas" xmlns:mc="http://schemas.openxmlformats.org/markup-compatibility/2006" xmlns:o="urn:schemas-microsoft-com:office:office" xmlns:r="http://schemas.openxmlformats.org/officeDocument/2006/relationships" xmlns:m="http://schemas.openxmlformats.org/officeDocument/2006/math" xmlns:v="urn:schemas-microsoft-com:vml" xmlns:wp14="http://schemas.microsoft.com/office/word/2010/wordprocessingDrawing" xmlns:wp="http://schemas.openxmlformats.org/drawingml/2006/wordprocessingDrawing" xmlns:w10="urn:schemas-microsoft-com:office:word" xmlns:w="http://schemas.openxmlformats.org/wordprocessingml/2006/main" xmlns:w14="http://schemas.microsoft.com/office/word/2010/wordml" xmlns:wpg="http://schemas.microsoft.com/office/word/2010/wordprocessingGroup" xmlns:wpi="http://schemas.microsoft.com/office/word/2010/wordprocessingInk" xmlns:wne="http://schemas.microsoft.com/office/word/2006/wordml" xmlns:wps="http://schemas.microsoft.com/office/word/2010/wordprocessingShape" mc:Ignorable="w14 wp14">
   <w:body>
     <w:p>
       <w:pPr>
         <w:pStyle w:val="Heading1"/>
+        <w:rPr>
+          <w:u w:val="single"/>
+        </w:rPr>
       </w:pPr>
       <w:r>
-        <w:t>🐍 Python Practical Assignment</w:t>
+        <w:t xml:space="preserve"> </w:t>
       </w:r>
-    </w:p>
-    <w:p>
       <w:r>
-        <w:t>This document contains practical exercises on basic Python programming, including conditionals, dictionaries, and file handling operations. Each section includes code, explanations, and notes for screenshots.</w:t>
+        <w:rPr>
+          <w:u w:val="single"/>
+        </w:rPr>
+        <w:t>Python Practical Assignment</w:t>
       </w:r>
     </w:p>
     <w:p>
@@ -20,52 +24,96 @@
         <w:pStyle w:val="Heading2"/>
       </w:pPr>
       <w:r>
-        <w:t>1. Grade Checker</w:t>
+        <w:t xml:space="preserve">1. Grade </w:t>
+      </w:r>
+      <w:r>
+        <w:t>Checker</w:t>
       </w:r>
     </w:p>
     <w:p>
       <w:r>
         <w:br/>
         <w:t>Code:</w:t>
+      </w:r>
+      <w:r>
         <w:br/>
         <w:t>score = int(input("Enter your score: "))</w:t>
+      </w:r>
+      <w:r>
         <w:br/>
+      </w:r>
+      <w:r>
         <w:br/>
         <w:t>if score &gt;= 90:</w:t>
+      </w:r>
+      <w:r>
         <w:br/>
         <w:t xml:space="preserve">    print("Grade: A")</w:t>
+      </w:r>
+      <w:r>
         <w:br/>
         <w:t>elif score &gt;= 80:</w:t>
+      </w:r>
+      <w:r>
         <w:br/>
         <w:t xml:space="preserve">    print("Grade: B")</w:t>
+      </w:r>
+      <w:r>
         <w:br/>
         <w:t>elif score &gt;= 70:</w:t>
+      </w:r>
+      <w:r>
         <w:br/>
         <w:t xml:space="preserve">    print("Grade: C")</w:t>
+      </w:r>
+      <w:r>
         <w:br/>
         <w:t>elif score &gt;= 60:</w:t>
+      </w:r>
+      <w:r>
         <w:br/>
         <w:t xml:space="preserve">    print("Grade: D")</w:t>
+      </w:r>
+      <w:r>
         <w:br/>
         <w:t>else:</w:t>
+      </w:r>
+      <w:r>
         <w:br/>
         <w:t xml:space="preserve">    print("Grade: F")</w:t>
+      </w:r>
+      <w:r>
         <w:br/>
       </w:r>
     </w:p>
     <w:p>
       <w:r>
         <w:br/>
-        <w:t>Explanation:</w:t>
+        <w:t>Explanation</w:t>
+      </w:r>
+      <w:r>
+        <w:t>:</w:t>
+      </w:r>
+      <w:r>
         <w:br/>
         <w:t>- Takes user input for a score.</w:t>
+      </w:r>
+      <w:r>
         <w:br/>
         <w:t>- Uses if-elif-else statements to determine grade.</w:t>
+      </w:r>
+      <w:r>
         <w:br/>
         <w:t>- Prints grade based on the score range.</w:t>
+      </w:r>
+      <w:r>
         <w:br/>
+      </w:r>
+      <w:r>
         <w:br/>
         <w:t>Screenshot: Include terminal input/output for different scores (e.g., 95 → A, 72 → C).</w:t>
+      </w:r>
+      <w:r>
         <w:br/>
       </w:r>
     </w:p>
@@ -80,74 +128,164 @@
     <w:p>
       <w:r>
         <w:br/>
-        <w:t>Code:</w:t>
+        <w:t>Cod</w:t>
+      </w:r>
+      <w:r>
+        <w:t>e:</w:t>
+      </w:r>
+      <w:r>
         <w:br/>
         <w:t>grades = {}</w:t>
+      </w:r>
+      <w:r>
         <w:br/>
+      </w:r>
+      <w:r>
         <w:br/>
         <w:t>while True:</w:t>
+      </w:r>
+      <w:r>
         <w:br/>
         <w:t xml:space="preserve">    print("\nOptions:")</w:t>
+      </w:r>
+      <w:r>
         <w:br/>
         <w:t xml:space="preserve">    print("1. Add new student")</w:t>
+      </w:r>
+      <w:r>
         <w:br/>
         <w:t xml:space="preserve">    print("2. Update existing student")</w:t>
+      </w:r>
+      <w:r>
         <w:br/>
         <w:t xml:space="preserve">    print("3. Display all students")</w:t>
+      </w:r>
+      <w:r>
         <w:br/>
         <w:t xml:space="preserve">    print("4. Exit")</w:t>
+      </w:r>
+      <w:r>
         <w:br/>
+      </w:r>
+      <w:r>
         <w:br/>
         <w:t xml:space="preserve">    choice = input("Enter your choice: ")</w:t>
+      </w:r>
+      <w:r>
         <w:br/>
+      </w:r>
+      <w:r>
         <w:br/>
+      </w:r>
+      <w:r>
+        <w:lastRenderedPageBreak/>
         <w:t xml:space="preserve">    if choice == "1":</w:t>
+      </w:r>
+      <w:r>
         <w:br/>
-        <w:t xml:space="preserve">        name = input("Enter student name: ")</w:t>
+        <w:t xml:space="preserve">        </w:t>
+      </w:r>
+      <w:r>
+        <w:t>name = input("Enter student name: ")</w:t>
+      </w:r>
+      <w:r>
         <w:br/>
         <w:t xml:space="preserve">        grade = input("Enter grade: ")</w:t>
+      </w:r>
+      <w:r>
         <w:br/>
         <w:t xml:space="preserve">        grades[name] = grade</w:t>
+      </w:r>
+      <w:r>
         <w:br/>
         <w:t xml:space="preserve">        print(f"Added {name} with grade {grade}")</w:t>
+      </w:r>
+      <w:r>
         <w:br/>
+      </w:r>
+      <w:r>
         <w:br/>
         <w:t xml:space="preserve">    elif choice == "2":</w:t>
+      </w:r>
+      <w:r>
         <w:br/>
         <w:t xml:space="preserve">        name = input("Enter student name to update: ")</w:t>
+      </w:r>
+      <w:r>
         <w:br/>
-        <w:t xml:space="preserve">        if name in grades:</w:t>
+        <w:t xml:space="preserve">        if name in gr</w:t>
+      </w:r>
+      <w:r>
+        <w:t>ades:</w:t>
+      </w:r>
+      <w:r>
         <w:br/>
         <w:t xml:space="preserve">            grade = input("Enter new grade: ")</w:t>
+      </w:r>
+      <w:r>
         <w:br/>
         <w:t xml:space="preserve">            grades[name] = grade</w:t>
+      </w:r>
+      <w:r>
         <w:br/>
         <w:t xml:space="preserve">            print(f"Updated {name}'s grade to {grade}")</w:t>
+      </w:r>
+      <w:r>
         <w:br/>
         <w:t xml:space="preserve">        else:</w:t>
+      </w:r>
+      <w:r>
         <w:br/>
         <w:t xml:space="preserve">            print("Student not found!")</w:t>
+      </w:r>
+      <w:r>
         <w:br/>
+      </w:r>
+      <w:r>
         <w:br/>
         <w:t xml:space="preserve">    elif choice == "3":</w:t>
+      </w:r>
+      <w:r>
         <w:br/>
         <w:t xml:space="preserve">        print("\nStudent Grades:")</w:t>
+      </w:r>
+      <w:r>
         <w:br/>
+      </w:r>
+      <w:r>
         <w:t xml:space="preserve">        for name, grade in grades.items():</w:t>
+      </w:r>
+      <w:r>
         <w:br/>
         <w:t xml:space="preserve">            print(f"{name}: {grade}")</w:t>
+      </w:r>
+      <w:r>
         <w:br/>
+      </w:r>
+      <w:r>
         <w:br/>
         <w:t xml:space="preserve">    elif choice == "4":</w:t>
+      </w:r>
+      <w:r>
         <w:br/>
         <w:t xml:space="preserve">        print("Exiting program.")</w:t>
+      </w:r>
+      <w:r>
         <w:br/>
         <w:t xml:space="preserve">        break</w:t>
+      </w:r>
+      <w:r>
         <w:br/>
+      </w:r>
+      <w:r>
         <w:br/>
         <w:t xml:space="preserve">    else:</w:t>
+      </w:r>
+      <w:r>
         <w:br/>
         <w:t xml:space="preserve">        print("Invalid choice. Please try again.")</w:t>
+      </w:r>
+      <w:r>
         <w:br/>
       </w:r>
     </w:p>
@@ -155,17 +293,34 @@
       <w:r>
         <w:br/>
         <w:t>Explanation:</w:t>
+      </w:r>
+      <w:r>
         <w:br/>
-        <w:t>- A dictionary stores student names as keys and grades as values.</w:t>
+        <w:t>- A dictionary stores stu</w:t>
+      </w:r>
+      <w:r>
+        <w:t>dent names as keys and grades as values.</w:t>
+      </w:r>
+      <w:r>
         <w:br/>
         <w:t>- Users can add, update, or view student records.</w:t>
+      </w:r>
+      <w:r>
         <w:br/>
         <w:t>- Menu-driven loop implemented with if-elif-else.</w:t>
+      </w:r>
+      <w:r>
         <w:br/>
         <w:t>- Exit option breaks the loop.</w:t>
+      </w:r>
+      <w:r>
         <w:br/>
+      </w:r>
+      <w:r>
         <w:br/>
         <w:t>Screenshot: Show adding, updating, and displaying students.</w:t>
+      </w:r>
+      <w:r>
         <w:br/>
       </w:r>
     </w:p>
@@ -180,15 +335,31 @@
     <w:p>
       <w:r>
         <w:br/>
-        <w:t>Code:</w:t>
+        <w:t>Co</w:t>
+      </w:r>
+      <w:r>
+        <w:t>de:</w:t>
+      </w:r>
+      <w:r>
         <w:br/>
         <w:t>with open("sample.txt", "w") as file:</w:t>
+      </w:r>
+      <w:r>
         <w:br/>
         <w:t xml:space="preserve">    file.write("Hello! This is a Python file writing example.\n")</w:t>
+      </w:r>
+      <w:r>
         <w:br/>
         <w:t xml:space="preserve">    file.write("We are learning how to handle files in Python.")</w:t>
+      </w:r>
+      <w:r>
         <w:br/>
+      </w:r>
+      <w:r>
+        <w:lastRenderedPageBreak/>
         <w:t>print("File written successfully!")</w:t>
+      </w:r>
+      <w:r>
         <w:br/>
       </w:r>
     </w:p>
@@ -196,15 +367,30 @@
       <w:r>
         <w:br/>
         <w:t>Explanation:</w:t>
+      </w:r>
+      <w:r>
         <w:br/>
-        <w:t>- Opens a file in write mode ("w").</w:t>
+        <w:t>- Opens a file in write mode ("w</w:t>
+      </w:r>
+      <w:r>
+        <w:t>").</w:t>
+      </w:r>
+      <w:r>
         <w:br/>
         <w:t>- Writes text using write() function.</w:t>
+      </w:r>
+      <w:r>
         <w:br/>
         <w:t>- The file is automatically closed using 'with open'.</w:t>
+      </w:r>
+      <w:r>
         <w:br/>
+      </w:r>
+      <w:r>
         <w:br/>
         <w:t>Screenshot: Show the terminal message and verify the file creation using 'cat sample.txt'.</w:t>
+      </w:r>
+      <w:r>
         <w:br/>
       </w:r>
     </w:p>
@@ -220,12 +406,23 @@
       <w:r>
         <w:br/>
         <w:t>Code:</w:t>
+      </w:r>
+      <w:r>
         <w:br/>
         <w:t>with open("sample.txt", "r") as file:</w:t>
+      </w:r>
+      <w:r>
         <w:br/>
-        <w:t xml:space="preserve">    content = file.read()</w:t>
+        <w:t xml:space="preserve">  </w:t>
+      </w:r>
+      <w:r>
+        <w:t xml:space="preserve">  content = file.read()</w:t>
+      </w:r>
+      <w:r>
         <w:br/>
         <w:t xml:space="preserve">    print("File Content:\n", content)</w:t>
+      </w:r>
+      <w:r>
         <w:br/>
       </w:r>
     </w:p>
@@ -233,53 +430,33 @@
       <w:r>
         <w:br/>
         <w:t>Explanation:</w:t>
+      </w:r>
+      <w:r>
         <w:br/>
         <w:t>- Opens the text file in read mode ("r").</w:t>
+      </w:r>
+      <w:r>
         <w:br/>
-        <w:t>- Reads and prints the content using read().</w:t>
-        <w:br/>
-        <w:br/>
-        <w:t>Screenshot: Show terminal output displaying the file's content.</w:t>
+        <w:t xml:space="preserve">- Reads and prints the content using </w:t>
+      </w:r>
+      <w:proofErr w:type="gramStart"/>
+      <w:r>
+        <w:t>read(</w:t>
+      </w:r>
+      <w:proofErr w:type="gramEnd"/>
+      <w:r>
+        <w:t>).</w:t>
+      </w:r>
+      <w:r>
         <w:br/>
       </w:r>
-    </w:p>
-    <w:p>
-      <w:pPr>
-        <w:pStyle w:val="Heading2"/>
-      </w:pPr>
-      <w:r>
-        <w:t>Submission Guidelines</w:t>
-      </w:r>
-    </w:p>
-    <w:p>
       <w:r>
         <w:br/>
-        <w:t>Attach screenshots for each task along with this document.</w:t>
-        <w:br/>
-        <w:t>Alternatively, upload all Python files to a GitHub repository with the following structure:</w:t>
-        <w:br/>
-        <w:br/>
-        <w:t>python-practical-assignment/</w:t>
-        <w:br/>
-        <w:t>│</w:t>
-        <w:br/>
-        <w:t>├── grade_checker.py</w:t>
-        <w:br/>
-        <w:t>├── student_grades.py</w:t>
-        <w:br/>
-        <w:t>├── write_file.py</w:t>
-        <w:br/>
-        <w:t>├── read_file.py</w:t>
-        <w:br/>
-        <w:t>├── sample.txt</w:t>
-        <w:br/>
-        <w:t>└── README.md</w:t>
-        <w:br/>
-        <w:br/>
-        <w:t>GitHub Repository Link: https://github.com/yourusername/python-practical-assignment</w:t>
-        <w:br/>
       </w:r>
+      <w:bookmarkStart w:id="0" w:name="_GoBack"/>
+      <w:bookmarkEnd w:id="0"/>
     </w:p>
+    <w:p/>
     <w:sectPr>
       <w:pgSz w:w="12240" w:h="15840"/>
       <w:pgMar w:top="1440" w:right="1800" w:bottom="1440" w:left="1800" w:header="720" w:footer="720" w:gutter="0"/>
@@ -291,7 +468,7 @@
 </file>
 
 <file path=word/numbering.xml><?xml version="1.0" encoding="utf-8"?>
-<w:numbering xmlns:wpc="http://schemas.microsoft.com/office/word/2010/wordprocessingCanvas" xmlns:mo="http://schemas.microsoft.com/office/mac/office/2008/main" xmlns:mc="http://schemas.openxmlformats.org/markup-compatibility/2006" xmlns:mv="urn:schemas-microsoft-com:mac:vml" xmlns:o="urn:schemas-microsoft-com:office:office" xmlns:r="http://schemas.openxmlformats.org/officeDocument/2006/relationships" xmlns:m="http://schemas.openxmlformats.org/officeDocument/2006/math" xmlns:v="urn:schemas-microsoft-com:vml" xmlns:wp14="http://schemas.microsoft.com/office/word/2010/wordprocessingDrawing" xmlns:wp="http://schemas.openxmlformats.org/drawingml/2006/wordprocessingDrawing" xmlns:w10="urn:schemas-microsoft-com:office:word" xmlns:w="http://schemas.openxmlformats.org/wordprocessingml/2006/main" xmlns:w14="http://schemas.microsoft.com/office/word/2010/wordml" xmlns:wpg="http://schemas.microsoft.com/office/word/2010/wordprocessingGroup" xmlns:wpi="http://schemas.microsoft.com/office/word/2010/wordprocessingInk" xmlns:wne="http://schemas.microsoft.com/office/word/2006/wordml" xmlns:wps="http://schemas.microsoft.com/office/word/2010/wordprocessingShape" mc:Ignorable="w14 wp14">
+<w:numbering xmlns:wpc="http://schemas.microsoft.com/office/word/2010/wordprocessingCanvas" xmlns:mc="http://schemas.openxmlformats.org/markup-compatibility/2006" xmlns:o="urn:schemas-microsoft-com:office:office" xmlns:r="http://schemas.openxmlformats.org/officeDocument/2006/relationships" xmlns:m="http://schemas.openxmlformats.org/officeDocument/2006/math" xmlns:v="urn:schemas-microsoft-com:vml" xmlns:wp14="http://schemas.microsoft.com/office/word/2010/wordprocessingDrawing" xmlns:wp="http://schemas.openxmlformats.org/drawingml/2006/wordprocessingDrawing" xmlns:w10="urn:schemas-microsoft-com:office:word" xmlns:w="http://schemas.openxmlformats.org/wordprocessingml/2006/main" xmlns:w14="http://schemas.microsoft.com/office/word/2010/wordml" xmlns:wpg="http://schemas.microsoft.com/office/word/2010/wordprocessingGroup" xmlns:wpi="http://schemas.microsoft.com/office/word/2010/wordprocessingInk" xmlns:wne="http://schemas.microsoft.com/office/word/2006/wordml" xmlns:wps="http://schemas.microsoft.com/office/word/2010/wordprocessingShape" mc:Ignorable="w14 wp14">
   <w:abstractNum w:abstractNumId="0">
     <w:nsid w:val="FFFFFF7C"/>
     <w:multiLevelType w:val="singleLevel"/>
@@ -510,7 +687,7 @@
       </w:pPr>
     </w:pPrDefault>
   </w:docDefaults>
-  <w:latentStyles w:defLockedState="0" w:defUIPriority="99" w:defSemiHidden="1" w:defUnhideWhenUsed="1" w:defQFormat="0" w:count="276">
+  <w:latentStyles w:defLockedState="0" w:defUIPriority="99" w:defSemiHidden="1" w:defUnhideWhenUsed="1" w:defQFormat="0" w:count="267">
     <w:lsdException w:name="Normal" w:semiHidden="0" w:uiPriority="0" w:unhideWhenUsed="0" w:qFormat="1"/>
     <w:lsdException w:name="heading 1" w:semiHidden="0" w:uiPriority="9" w:unhideWhenUsed="0" w:qFormat="1"/>
     <w:lsdException w:name="heading 2" w:uiPriority="9" w:qFormat="1"/>
@@ -654,50 +831,6 @@
     <w:qFormat/>
     <w:rsid w:val="00FC693F"/>
   </w:style>
-  <w:style w:type="paragraph" w:styleId="Header">
-    <w:name w:val="header"/>
-    <w:basedOn w:val="Normal"/>
-    <w:link w:val="HeaderChar"/>
-    <w:uiPriority w:val="99"/>
-    <w:unhideWhenUsed/>
-    <w:rsid w:val="00E618BF"/>
-    <w:pPr>
-      <w:tabs>
-        <w:tab w:val="center" w:pos="4680"/>
-        <w:tab w:val="right" w:pos="9360"/>
-      </w:tabs>
-      <w:spacing w:after="0" w:line="240" w:lineRule="auto"/>
-    </w:pPr>
-  </w:style>
-  <w:style w:type="character" w:customStyle="1" w:styleId="HeaderChar">
-    <w:name w:val="Header Char"/>
-    <w:basedOn w:val="DefaultParagraphFont"/>
-    <w:link w:val="Header"/>
-    <w:uiPriority w:val="99"/>
-    <w:rsid w:val="00E618BF"/>
-  </w:style>
-  <w:style w:type="paragraph" w:styleId="Footer">
-    <w:name w:val="footer"/>
-    <w:basedOn w:val="Normal"/>
-    <w:link w:val="FooterChar"/>
-    <w:uiPriority w:val="99"/>
-    <w:unhideWhenUsed/>
-    <w:rsid w:val="00E618BF"/>
-    <w:pPr>
-      <w:tabs>
-        <w:tab w:val="center" w:pos="4680"/>
-        <w:tab w:val="right" w:pos="9360"/>
-      </w:tabs>
-      <w:spacing w:after="0" w:line="240" w:lineRule="auto"/>
-    </w:pPr>
-  </w:style>
-  <w:style w:type="character" w:customStyle="1" w:styleId="FooterChar">
-    <w:name w:val="Footer Char"/>
-    <w:basedOn w:val="DefaultParagraphFont"/>
-    <w:link w:val="Footer"/>
-    <w:uiPriority w:val="99"/>
-    <w:rsid w:val="00E618BF"/>
-  </w:style>
   <w:style w:type="paragraph" w:styleId="Heading1">
     <w:name w:val="heading 1"/>
     <w:basedOn w:val="Normal"/>
@@ -933,6 +1066,50 @@
     <w:uiPriority w:val="99"/>
     <w:semiHidden/>
     <w:unhideWhenUsed/>
+  </w:style>
+  <w:style w:type="paragraph" w:styleId="Header">
+    <w:name w:val="header"/>
+    <w:basedOn w:val="Normal"/>
+    <w:link w:val="HeaderChar"/>
+    <w:uiPriority w:val="99"/>
+    <w:unhideWhenUsed/>
+    <w:rsid w:val="00E618BF"/>
+    <w:pPr>
+      <w:tabs>
+        <w:tab w:val="center" w:pos="4680"/>
+        <w:tab w:val="right" w:pos="9360"/>
+      </w:tabs>
+      <w:spacing w:after="0" w:line="240" w:lineRule="auto"/>
+    </w:pPr>
+  </w:style>
+  <w:style w:type="character" w:customStyle="1" w:styleId="HeaderChar">
+    <w:name w:val="Header Char"/>
+    <w:basedOn w:val="DefaultParagraphFont"/>
+    <w:link w:val="Header"/>
+    <w:uiPriority w:val="99"/>
+    <w:rsid w:val="00E618BF"/>
+  </w:style>
+  <w:style w:type="paragraph" w:styleId="Footer">
+    <w:name w:val="footer"/>
+    <w:basedOn w:val="Normal"/>
+    <w:link w:val="FooterChar"/>
+    <w:uiPriority w:val="99"/>
+    <w:unhideWhenUsed/>
+    <w:rsid w:val="00E618BF"/>
+    <w:pPr>
+      <w:tabs>
+        <w:tab w:val="center" w:pos="4680"/>
+        <w:tab w:val="right" w:pos="9360"/>
+      </w:tabs>
+      <w:spacing w:after="0" w:line="240" w:lineRule="auto"/>
+    </w:pPr>
+  </w:style>
+  <w:style w:type="character" w:customStyle="1" w:styleId="FooterChar">
+    <w:name w:val="Footer Char"/>
+    <w:basedOn w:val="DefaultParagraphFont"/>
+    <w:link w:val="Footer"/>
+    <w:uiPriority w:val="99"/>
+    <w:rsid w:val="00E618BF"/>
   </w:style>
   <w:style w:type="paragraph" w:styleId="NoSpacing">
     <w:name w:val="No Spacing"/>
@@ -12340,7 +12517,7 @@
 </file>
 
 <file path=word/stylesWithEffects.xml><?xml version="1.0" encoding="utf-8"?>
-<w:styles xmlns:wpc="http://schemas.microsoft.com/office/word/2010/wordprocessingCanvas" xmlns:mo="http://schemas.microsoft.com/office/mac/office/2008/main" xmlns:mc="http://schemas.openxmlformats.org/markup-compatibility/2006" xmlns:mv="urn:schemas-microsoft-com:mac:vml" xmlns:o="urn:schemas-microsoft-com:office:office" xmlns:r="http://schemas.openxmlformats.org/officeDocument/2006/relationships" xmlns:m="http://schemas.openxmlformats.org/officeDocument/2006/math" xmlns:v="urn:schemas-microsoft-com:vml" xmlns:wp14="http://schemas.microsoft.com/office/word/2010/wordprocessingDrawing" xmlns:wp="http://schemas.openxmlformats.org/drawingml/2006/wordprocessingDrawing" xmlns:w10="urn:schemas-microsoft-com:office:word" xmlns:w="http://schemas.openxmlformats.org/wordprocessingml/2006/main" xmlns:w14="http://schemas.microsoft.com/office/word/2010/wordml" xmlns:wpg="http://schemas.microsoft.com/office/word/2010/wordprocessingGroup" xmlns:wpi="http://schemas.microsoft.com/office/word/2010/wordprocessingInk" xmlns:wne="http://schemas.microsoft.com/office/word/2006/wordml" xmlns:wps="http://schemas.microsoft.com/office/word/2010/wordprocessingShape" mc:Ignorable="w14 wp14">
+<w:styles xmlns:wpc="http://schemas.microsoft.com/office/word/2010/wordprocessingCanvas" xmlns:mc="http://schemas.openxmlformats.org/markup-compatibility/2006" xmlns:o="urn:schemas-microsoft-com:office:office" xmlns:r="http://schemas.openxmlformats.org/officeDocument/2006/relationships" xmlns:m="http://schemas.openxmlformats.org/officeDocument/2006/math" xmlns:v="urn:schemas-microsoft-com:vml" xmlns:wp14="http://schemas.microsoft.com/office/word/2010/wordprocessingDrawing" xmlns:wp="http://schemas.openxmlformats.org/drawingml/2006/wordprocessingDrawing" xmlns:w10="urn:schemas-microsoft-com:office:word" xmlns:w="http://schemas.openxmlformats.org/wordprocessingml/2006/main" xmlns:w14="http://schemas.microsoft.com/office/word/2010/wordml" xmlns:wpg="http://schemas.microsoft.com/office/word/2010/wordprocessingGroup" xmlns:wpi="http://schemas.microsoft.com/office/word/2010/wordprocessingInk" xmlns:wne="http://schemas.microsoft.com/office/word/2006/wordml" xmlns:wps="http://schemas.microsoft.com/office/word/2010/wordprocessingShape" mc:Ignorable="w14 wp14">
   <w:docDefaults>
     <w:rPrDefault>
       <w:rPr>
@@ -12356,7 +12533,7 @@
       </w:pPr>
     </w:pPrDefault>
   </w:docDefaults>
-  <w:latentStyles w:defLockedState="0" w:defUIPriority="99" w:defSemiHidden="1" w:defUnhideWhenUsed="1" w:defQFormat="0" w:count="276">
+  <w:latentStyles w:defLockedState="0" w:defUIPriority="99" w:defSemiHidden="1" w:defUnhideWhenUsed="1" w:defQFormat="0" w:count="267">
     <w:lsdException w:name="Normal" w:semiHidden="0" w:uiPriority="0" w:unhideWhenUsed="0" w:qFormat="1"/>
     <w:lsdException w:name="heading 1" w:semiHidden="0" w:uiPriority="9" w:unhideWhenUsed="0" w:qFormat="1"/>
     <w:lsdException w:name="heading 2" w:uiPriority="9" w:qFormat="1"/>
@@ -12735,6 +12912,50 @@
     <w:uiPriority w:val="99"/>
     <w:semiHidden/>
     <w:unhideWhenUsed/>
+  </w:style>
+  <w:style w:type="paragraph" w:styleId="Header">
+    <w:name w:val="header"/>
+    <w:basedOn w:val="Normal"/>
+    <w:link w:val="HeaderChar"/>
+    <w:uiPriority w:val="99"/>
+    <w:unhideWhenUsed/>
+    <w:rsid w:val="00E618BF"/>
+    <w:pPr>
+      <w:tabs>
+        <w:tab w:val="center" w:pos="4680"/>
+        <w:tab w:val="right" w:pos="9360"/>
+      </w:tabs>
+      <w:spacing w:after="0" w:line="240" w:lineRule="auto"/>
+    </w:pPr>
+  </w:style>
+  <w:style w:type="character" w:customStyle="1" w:styleId="HeaderChar">
+    <w:name w:val="Header Char"/>
+    <w:basedOn w:val="DefaultParagraphFont"/>
+    <w:link w:val="Header"/>
+    <w:uiPriority w:val="99"/>
+    <w:rsid w:val="00E618BF"/>
+  </w:style>
+  <w:style w:type="paragraph" w:styleId="Footer">
+    <w:name w:val="footer"/>
+    <w:basedOn w:val="Normal"/>
+    <w:link w:val="FooterChar"/>
+    <w:uiPriority w:val="99"/>
+    <w:unhideWhenUsed/>
+    <w:rsid w:val="00E618BF"/>
+    <w:pPr>
+      <w:tabs>
+        <w:tab w:val="center" w:pos="4680"/>
+        <w:tab w:val="right" w:pos="9360"/>
+      </w:tabs>
+      <w:spacing w:after="0" w:line="240" w:lineRule="auto"/>
+    </w:pPr>
+  </w:style>
+  <w:style w:type="character" w:customStyle="1" w:styleId="FooterChar">
+    <w:name w:val="Footer Char"/>
+    <w:basedOn w:val="DefaultParagraphFont"/>
+    <w:link w:val="Footer"/>
+    <w:uiPriority w:val="99"/>
+    <w:rsid w:val="00E618BF"/>
   </w:style>
   <w:style w:type="paragraph" w:styleId="NoSpacing">
     <w:name w:val="No Spacing"/>
@@ -24466,7 +24687,7 @@
 </file>
 
 <file path=customXml/itemProps1.xml><?xml version="1.0" encoding="utf-8"?>
-<ds:datastoreItem xmlns:ds="http://schemas.openxmlformats.org/officeDocument/2006/customXml" ds:itemID="{EF278816-EC6F-A645-907D-7F25AECB1D4A}">
+<ds:datastoreItem xmlns:ds="http://schemas.openxmlformats.org/officeDocument/2006/customXml" ds:itemID="{36C52B35-161C-46AE-BDAF-643167E2F940}">
   <ds:schemaRefs>
     <ds:schemaRef ds:uri="http://schemas.openxmlformats.org/officeDocument/2006/bibliography"/>
   </ds:schemaRefs>
